--- a/assets/resumes/Ayomide_Ajibola_Data_Science_Resume.docx
+++ b/assets/resumes/Ayomide_Ajibola_Data_Science_Resume.docx
@@ -4,7 +4,7 @@
   <w:body>
     <w:p>
       <w:pPr>
-        <w:spacing w:before="0" w:after="40"/>
+        <w:spacing w:before="0" w:after="20"/>
         <w:jc w:val="center"/>
       </w:pPr>
       <w:r>
@@ -12,7 +12,7 @@
           <w:rFonts w:ascii="Calibri" w:hAnsi="Calibri"/>
           <w:b/>
           <w:color w:val="182B49"/>
-          <w:sz w:val="34"/>
+          <w:sz w:val="33"/>
         </w:rPr>
         <w:t>AYOMIDE AJIBOLA</w:t>
       </w:r>
@@ -26,21 +26,21 @@
         <w:rPr>
           <w:rFonts w:ascii="Calibri" w:hAnsi="Calibri"/>
           <w:color w:val="323232"/>
-          <w:sz w:val="19"/>
+          <w:sz w:val="18"/>
         </w:rPr>
         <w:t>Irvington, NJ | (443) 561-7501 | aajibolajabell@gmail.com | Authorized to work in the U.S.</w:t>
       </w:r>
     </w:p>
     <w:p>
       <w:pPr>
-        <w:spacing w:before="0" w:after="120"/>
+        <w:spacing w:before="0" w:after="80"/>
         <w:jc w:val="center"/>
       </w:pPr>
       <w:r>
         <w:rPr>
           <w:rFonts w:ascii="Calibri" w:hAnsi="Calibri"/>
           <w:color w:val="3C3C3C"/>
-          <w:sz w:val="19"/>
+          <w:sz w:val="18"/>
         </w:rPr>
         <w:t>LinkedIn: linkedin.com/in/ayomide-a-70396319b | GitHub: github.com/ayomide-ajibola | GPA: 3.5 / 4.0</w:t>
       </w:r>
@@ -48,9 +48,9 @@
     <w:p>
       <w:pPr>
         <w:keepNext/>
-        <w:spacing w:before="120" w:after="60"/>
+        <w:spacing w:before="100" w:after="40"/>
         <w:pBdr>
-          <w:bottom w:val="single" w:sz="8" w:space="1" w:color="182B49"/>
+          <w:bottom w:val="single" w:sz="6" w:space="1" w:color="182B49"/>
         </w:pBdr>
       </w:pPr>
       <w:r>
@@ -58,29 +58,29 @@
           <w:rFonts w:ascii="Calibri" w:hAnsi="Calibri"/>
           <w:b/>
           <w:color w:val="182B49"/>
-          <w:sz w:val="22"/>
+          <w:sz w:val="21"/>
         </w:rPr>
         <w:t>PROFESSIONAL SUMMARY</w:t>
       </w:r>
     </w:p>
     <w:p>
       <w:pPr>
-        <w:spacing w:before="20" w:after="40" w:line="264" w:lineRule="auto"/>
+        <w:spacing w:before="20" w:after="40" w:line="254" w:lineRule="auto"/>
       </w:pPr>
       <w:r>
         <w:rPr>
           <w:rFonts w:ascii="Calibri" w:hAnsi="Calibri"/>
-          <w:sz w:val="19"/>
+          <w:sz w:val="18"/>
         </w:rPr>
-        <w:t>Data Scientist and M.S. Candidate in Computational Science &amp; Engineering specializing in predictive modeling, deep learning (PyTorch), large-scale data mining (PySpark, PostgreSQL), and LLM integration. Authored a Master's Thesis introducing an innovative hybrid SVM + Few-Shot LLM ensemble achieving 96% accuracy on 720k+ continuous IMU sensor records. Proficient in time-series feature engineering, hyperparameter tuning, unsupervised clustering, association rule mining, and deploying containerized ML pipelines across Linux and cloud environments (AWS Certified).</w:t>
+        <w:t>I want to apply my accelerated dual-degree background in Computational Science &amp; Engineering (B.S. &amp; M.S., 3.5 GPA) to break into the data science and machine learning industry as an entry-level Data Scientist, Machine Learning Engineer, or Quantitative Analyst. Experienced in predictive modeling, deep learning architectures (PyTorch), distributed big data processing (PySpark, PostgreSQL), and LLM integration, highlighted by authoring a Master's Thesis introducing an SVM + Few-Shot LLM ensemble achieving 96% accuracy on 720k+ continuous IMU sensor records.</w:t>
       </w:r>
     </w:p>
     <w:p>
       <w:pPr>
         <w:keepNext/>
-        <w:spacing w:before="120" w:after="60"/>
+        <w:spacing w:before="100" w:after="40"/>
         <w:pBdr>
-          <w:bottom w:val="single" w:sz="8" w:space="1" w:color="182B49"/>
+          <w:bottom w:val="single" w:sz="6" w:space="1" w:color="182B49"/>
         </w:pBdr>
       </w:pPr>
       <w:r>
@@ -88,9 +88,79 @@
           <w:rFonts w:ascii="Calibri" w:hAnsi="Calibri"/>
           <w:b/>
           <w:color w:val="182B49"/>
-          <w:sz w:val="22"/>
+          <w:sz w:val="21"/>
         </w:rPr>
-        <w:t>EDUCATION</w:t>
+        <w:t>TECHNICAL SKILLS &amp; COMPETENCIES</w:t>
+      </w:r>
+    </w:p>
+    <w:p>
+      <w:pPr>
+        <w:pStyle w:val="ListBullet"/>
+        <w:spacing w:before="0" w:after="20" w:line="252" w:lineRule="auto"/>
+      </w:pPr>
+      <w:r>
+        <w:rPr>
+          <w:rFonts w:ascii="Calibri" w:hAnsi="Calibri"/>
+          <w:sz w:val="18"/>
+        </w:rPr>
+        <w:t>Machine Learning &amp; Deep Learning: PyTorch, scikit-learn, XGBoost, Random Forest, SVM, 1D-CNN, LSTM, MLP, Cross-Validation, Macro F1, Confusion Matrices.</w:t>
+      </w:r>
+    </w:p>
+    <w:p>
+      <w:pPr>
+        <w:pStyle w:val="ListBullet"/>
+        <w:spacing w:before="0" w:after="20" w:line="252" w:lineRule="auto"/>
+      </w:pPr>
+      <w:r>
+        <w:rPr>
+          <w:rFonts w:ascii="Calibri" w:hAnsi="Calibri"/>
+          <w:sz w:val="18"/>
+        </w:rPr>
+        <w:t>LLMs &amp; Generative AI: HuggingFace Transformers, BitsAndBytes 4-bit Quantization, Phi-3-Mini, Gemma-2B, Few-Shot Prompting, Chain-of-Thought, Text Summarization.</w:t>
+      </w:r>
+    </w:p>
+    <w:p>
+      <w:pPr>
+        <w:pStyle w:val="ListBullet"/>
+        <w:spacing w:before="0" w:after="20" w:line="252" w:lineRule="auto"/>
+      </w:pPr>
+      <w:r>
+        <w:rPr>
+          <w:rFonts w:ascii="Calibri" w:hAnsi="Calibri"/>
+          <w:sz w:val="18"/>
+        </w:rPr>
+        <w:t>Big Data &amp; Databases: Apache PySpark (DataFrames, SQL, MLlib), PostgreSQL, MySQL, JDBC Connectivity, Pandas, NumPy, SciPy.</w:t>
+      </w:r>
+    </w:p>
+    <w:p>
+      <w:pPr>
+        <w:pStyle w:val="ListBullet"/>
+        <w:spacing w:before="0" w:after="20" w:line="252" w:lineRule="auto"/>
+      </w:pPr>
+      <w:r>
+        <w:rPr>
+          <w:rFonts w:ascii="Calibri" w:hAnsi="Calibri"/>
+          <w:sz w:val="18"/>
+        </w:rPr>
+        <w:t>Languages &amp; Cloud: Python, SQL, Java, C/C++, Bash, R, MATLAB, AWS (Certified), Git, GitHub Actions (CI/CD), Linux/WSL.</w:t>
+      </w:r>
+    </w:p>
+    <w:p>
+      <w:pPr>
+        <w:keepNext/>
+        <w:spacing w:before="100" w:after="40"/>
+        <w:pBdr>
+          <w:bottom w:val="single" w:sz="6" w:space="1" w:color="182B49"/>
+        </w:pBdr>
+      </w:pPr>
+      <w:r>
+        <w:rPr>
+          <w:rFonts w:ascii="Calibri" w:hAnsi="Calibri"/>
+          <w:b/>
+          <w:color w:val="182B49"/>
+          <w:sz w:val="21"/>
+        </w:rPr>
+        <w:t>EDUCATION &amp; ACADEMIC FOUNDATIONS</w:t>
       </w:r>
     </w:p>
     <w:tbl>
@@ -101,13 +171,13 @@
         <w:tblLook w:firstColumn="1" w:firstRow="1" w:lastColumn="0" w:lastRow="0" w:noHBand="0" w:noVBand="1" w:val="04A0"/>
       </w:tblPr>
       <w:tblGrid>
-        <w:gridCol w:w="7488"/>
-        <w:gridCol w:w="2880"/>
+        <w:gridCol w:w="7632"/>
+        <w:gridCol w:w="3024"/>
       </w:tblGrid>
       <w:tr>
         <w:tc>
           <w:tcPr>
-            <w:tcW w:type="dxa" w:w="5184"/>
+            <w:tcW w:type="dxa" w:w="5328"/>
             <w:tcMar>
               <w:top w:w="0" w:type="dxa"/>
               <w:bottom w:w="0" w:type="dxa"/>
@@ -118,13 +188,13 @@
           <w:p>
             <w:pPr>
               <w:keepNext/>
-              <w:spacing w:before="60" w:after="20"/>
+              <w:spacing w:before="40" w:after="10"/>
             </w:pPr>
             <w:r>
               <w:rPr>
                 <w:rFonts w:ascii="Calibri" w:hAnsi="Calibri"/>
                 <w:b/>
-                <w:sz w:val="20"/>
+                <w:sz w:val="19"/>
               </w:rPr>
               <w:t>Master of Science in Computational Science &amp; Engineering</w:t>
             </w:r>
@@ -132,7 +202,7 @@
               <w:rPr>
                 <w:rFonts w:ascii="Calibri" w:hAnsi="Calibri"/>
                 <w:i/>
-                <w:sz w:val="20"/>
+                <w:sz w:val="19"/>
               </w:rPr>
               <w:t xml:space="preserve"> | Kean University</w:t>
             </w:r>
@@ -140,7 +210,7 @@
         </w:tc>
         <w:tc>
           <w:tcPr>
-            <w:tcW w:type="dxa" w:w="5184"/>
+            <w:tcW w:type="dxa" w:w="5328"/>
             <w:tcMar>
               <w:top w:w="0" w:type="dxa"/>
               <w:bottom w:w="0" w:type="dxa"/>
@@ -151,16 +221,16 @@
           <w:p>
             <w:pPr>
               <w:keepNext/>
-              <w:spacing w:before="60" w:after="20"/>
+              <w:spacing w:before="40" w:after="10"/>
               <w:jc w:val="right"/>
             </w:pPr>
             <w:r>
               <w:rPr>
                 <w:rFonts w:ascii="Calibri" w:hAnsi="Calibri"/>
                 <w:color w:val="464646"/>
-                <w:sz w:val="19"/>
+                <w:sz w:val="18"/>
               </w:rPr>
-              <w:t>Union, NJ | Expected May 2026</w:t>
+              <w:t>Union, NJ | May 2026</w:t>
             </w:r>
           </w:p>
         </w:tc>
@@ -169,25 +239,25 @@
     <w:p>
       <w:pPr>
         <w:pStyle w:val="ListBullet"/>
-        <w:spacing w:before="0" w:after="30" w:line="259" w:lineRule="auto"/>
+        <w:spacing w:before="0" w:after="20" w:line="252" w:lineRule="auto"/>
       </w:pPr>
       <w:r>
         <w:rPr>
           <w:rFonts w:ascii="Calibri" w:hAnsi="Calibri"/>
-          <w:sz w:val="19"/>
+          <w:sz w:val="18"/>
         </w:rPr>
-        <w:t>GPA: 3.5/4.0 | Focus: Machine Learning, Deep Learning, Big Data Analytics, High-Performance Computing, Database Systems, Applied PDEs.</w:t>
+        <w:t>Cumulative GPA: 3.5 / 4.0 | Focus: Machine Learning, Deep Learning, Big Data Analytics, High-Performance Computing, Database Systems, Applied PDEs.</w:t>
       </w:r>
     </w:p>
     <w:p>
       <w:pPr>
         <w:pStyle w:val="ListBullet"/>
-        <w:spacing w:before="0" w:after="30" w:line="259" w:lineRule="auto"/>
+        <w:spacing w:before="0" w:after="20" w:line="252" w:lineRule="auto"/>
       </w:pPr>
       <w:r>
         <w:rPr>
           <w:rFonts w:ascii="Calibri" w:hAnsi="Calibri"/>
-          <w:sz w:val="19"/>
+          <w:sz w:val="18"/>
         </w:rPr>
         <w:t>Master's Thesis: "Using LLMs and Machine Learning to Auto-Label and Summarize Wearable Sensing Logs for Continuous Health Monitoring" (Advisor: Dr. Bin Hu).</w:t>
       </w:r>
@@ -200,13 +270,13 @@
         <w:tblLook w:firstColumn="1" w:firstRow="1" w:lastColumn="0" w:lastRow="0" w:noHBand="0" w:noVBand="1" w:val="04A0"/>
       </w:tblPr>
       <w:tblGrid>
-        <w:gridCol w:w="7488"/>
-        <w:gridCol w:w="2880"/>
+        <w:gridCol w:w="7632"/>
+        <w:gridCol w:w="3024"/>
       </w:tblGrid>
       <w:tr>
         <w:tc>
           <w:tcPr>
-            <w:tcW w:type="dxa" w:w="5184"/>
+            <w:tcW w:type="dxa" w:w="5328"/>
             <w:tcMar>
               <w:top w:w="0" w:type="dxa"/>
               <w:bottom w:w="0" w:type="dxa"/>
@@ -217,13 +287,13 @@
           <w:p>
             <w:pPr>
               <w:keepNext/>
-              <w:spacing w:before="60" w:after="20"/>
+              <w:spacing w:before="40" w:after="10"/>
             </w:pPr>
             <w:r>
               <w:rPr>
                 <w:rFonts w:ascii="Calibri" w:hAnsi="Calibri"/>
                 <w:b/>
-                <w:sz w:val="20"/>
+                <w:sz w:val="19"/>
               </w:rPr>
               <w:t>Bachelor of Science in Computational Science &amp; Engineering</w:t>
             </w:r>
@@ -231,7 +301,7 @@
               <w:rPr>
                 <w:rFonts w:ascii="Calibri" w:hAnsi="Calibri"/>
                 <w:i/>
-                <w:sz w:val="20"/>
+                <w:sz w:val="19"/>
               </w:rPr>
               <w:t xml:space="preserve"> | Kean University</w:t>
             </w:r>
@@ -239,7 +309,7 @@
         </w:tc>
         <w:tc>
           <w:tcPr>
-            <w:tcW w:type="dxa" w:w="5184"/>
+            <w:tcW w:type="dxa" w:w="5328"/>
             <w:tcMar>
               <w:top w:w="0" w:type="dxa"/>
               <w:bottom w:w="0" w:type="dxa"/>
@@ -250,14 +320,14 @@
           <w:p>
             <w:pPr>
               <w:keepNext/>
-              <w:spacing w:before="60" w:after="20"/>
+              <w:spacing w:before="40" w:after="10"/>
               <w:jc w:val="right"/>
             </w:pPr>
             <w:r>
               <w:rPr>
                 <w:rFonts w:ascii="Calibri" w:hAnsi="Calibri"/>
                 <w:color w:val="464646"/>
-                <w:sz w:val="19"/>
+                <w:sz w:val="18"/>
               </w:rPr>
               <w:t>Union, NJ | May 2025</w:t>
             </w:r>
@@ -268,12 +338,12 @@
     <w:p>
       <w:pPr>
         <w:pStyle w:val="ListBullet"/>
-        <w:spacing w:before="0" w:after="30" w:line="259" w:lineRule="auto"/>
+        <w:spacing w:before="0" w:after="20" w:line="252" w:lineRule="auto"/>
       </w:pPr>
       <w:r>
         <w:rPr>
           <w:rFonts w:ascii="Calibri" w:hAnsi="Calibri"/>
-          <w:sz w:val="19"/>
+          <w:sz w:val="18"/>
         </w:rPr>
         <w:t>Relevant Coursework: Advanced Research in Data Science, Artificial Intelligence, Data Structures &amp; Algorithms, Computer Vision, Software Engineering.</w:t>
       </w:r>
@@ -281,9 +351,9 @@
     <w:p>
       <w:pPr>
         <w:keepNext/>
-        <w:spacing w:before="120" w:after="60"/>
+        <w:spacing w:before="100" w:after="40"/>
         <w:pBdr>
-          <w:bottom w:val="single" w:sz="8" w:space="1" w:color="182B49"/>
+          <w:bottom w:val="single" w:sz="6" w:space="1" w:color="182B49"/>
         </w:pBdr>
       </w:pPr>
       <w:r>
@@ -291,457 +361,7 @@
           <w:rFonts w:ascii="Calibri" w:hAnsi="Calibri"/>
           <w:b/>
           <w:color w:val="182B49"/>
-          <w:sz w:val="22"/>
-        </w:rPr>
-        <w:t>TECHNICAL SKILLS</w:t>
-      </w:r>
-    </w:p>
-    <w:p>
-      <w:pPr>
-        <w:pStyle w:val="ListBullet"/>
-        <w:spacing w:before="0" w:after="30" w:line="259" w:lineRule="auto"/>
-      </w:pPr>
-      <w:r>
-        <w:rPr>
-          <w:rFonts w:ascii="Calibri" w:hAnsi="Calibri"/>
-          <w:sz w:val="19"/>
-        </w:rPr>
-        <w:t>Machine Learning &amp; Deep Learning: PyTorch, scikit-learn, XGBoost, Random Forest, SVM, 1D-CNN, LSTM, MLP, Cross-Validation, Macro F1, Confusion Matrices.</w:t>
-      </w:r>
-    </w:p>
-    <w:p>
-      <w:pPr>
-        <w:pStyle w:val="ListBullet"/>
-        <w:spacing w:before="0" w:after="30" w:line="259" w:lineRule="auto"/>
-      </w:pPr>
-      <w:r>
-        <w:rPr>
-          <w:rFonts w:ascii="Calibri" w:hAnsi="Calibri"/>
-          <w:sz w:val="19"/>
-        </w:rPr>
-        <w:t>LLMs &amp; Generative AI: HuggingFace Transformers, BitsAndBytes 4-bit Quantization, Phi-3-Mini, Gemma-2B, Few-Shot Prompting, Chain-of-Thought, Text Summarization.</w:t>
-      </w:r>
-    </w:p>
-    <w:p>
-      <w:pPr>
-        <w:pStyle w:val="ListBullet"/>
-        <w:spacing w:before="0" w:after="30" w:line="259" w:lineRule="auto"/>
-      </w:pPr>
-      <w:r>
-        <w:rPr>
-          <w:rFonts w:ascii="Calibri" w:hAnsi="Calibri"/>
-          <w:sz w:val="19"/>
-        </w:rPr>
-        <w:t>Big Data &amp; Databases: Apache PySpark (DataFrames, SQL, MLlib), PostgreSQL, MySQL, JDBC Connectivity, Pandas, NumPy, SciPy.</w:t>
-      </w:r>
-    </w:p>
-    <w:p>
-      <w:pPr>
-        <w:pStyle w:val="ListBullet"/>
-        <w:spacing w:before="0" w:after="30" w:line="259" w:lineRule="auto"/>
-      </w:pPr>
-      <w:r>
-        <w:rPr>
-          <w:rFonts w:ascii="Calibri" w:hAnsi="Calibri"/>
-          <w:sz w:val="19"/>
-        </w:rPr>
-        <w:t>Languages &amp; Cloud: Python, SQL, Java, C/C++, Bash, R, MATLAB, AWS (Certified), Git, GitHub Actions (CI/CD), Linux/WSL.</w:t>
-      </w:r>
-    </w:p>
-    <w:p>
-      <w:pPr>
-        <w:keepNext/>
-        <w:spacing w:before="120" w:after="60"/>
-        <w:pBdr>
-          <w:bottom w:val="single" w:sz="8" w:space="1" w:color="182B49"/>
-        </w:pBdr>
-      </w:pPr>
-      <w:r>
-        <w:rPr>
-          <w:rFonts w:ascii="Calibri" w:hAnsi="Calibri"/>
-          <w:b/>
-          <w:color w:val="182B49"/>
-          <w:sz w:val="22"/>
-        </w:rPr>
-        <w:t>DATA SCIENCE &amp; MACHINE LEARNING PROJECTS</w:t>
-      </w:r>
-    </w:p>
-    <w:tbl>
-      <w:tblPr>
-        <w:tblW w:type="auto" w:w="0"/>
-        <w:jc w:val="center"/>
-        <w:tblLayout w:type="fixed"/>
-        <w:tblLook w:firstColumn="1" w:firstRow="1" w:lastColumn="0" w:lastRow="0" w:noHBand="0" w:noVBand="1" w:val="04A0"/>
-      </w:tblPr>
-      <w:tblGrid>
-        <w:gridCol w:w="7488"/>
-        <w:gridCol w:w="2880"/>
-      </w:tblGrid>
-      <w:tr>
-        <w:tc>
-          <w:tcPr>
-            <w:tcW w:type="dxa" w:w="5184"/>
-            <w:tcMar>
-              <w:top w:w="0" w:type="dxa"/>
-              <w:bottom w:w="0" w:type="dxa"/>
-              <w:left w:w="0" w:type="dxa"/>
-              <w:right w:w="0" w:type="dxa"/>
-            </w:tcMar>
-          </w:tcPr>
-          <w:p>
-            <w:pPr>
-              <w:keepNext/>
-              <w:spacing w:before="60" w:after="20"/>
-            </w:pPr>
-            <w:r>
-              <w:rPr>
-                <w:rFonts w:ascii="Calibri" w:hAnsi="Calibri"/>
-                <w:b/>
-                <w:sz w:val="20"/>
-              </w:rPr>
-              <w:t>Multimodal Sensing &amp; Hybrid LLM Reasoning Engine (Master's Thesis)</w:t>
-            </w:r>
-            <w:r>
-              <w:rPr>
-                <w:rFonts w:ascii="Calibri" w:hAnsi="Calibri"/>
-                <w:i/>
-                <w:sz w:val="20"/>
-              </w:rPr>
-              <w:t xml:space="preserve"> | PyTorch, HuggingFace, scikit-learn, Python</w:t>
-            </w:r>
-          </w:p>
-        </w:tc>
-        <w:tc>
-          <w:tcPr>
-            <w:tcW w:type="dxa" w:w="5184"/>
-            <w:tcMar>
-              <w:top w:w="0" w:type="dxa"/>
-              <w:bottom w:w="0" w:type="dxa"/>
-              <w:left w:w="0" w:type="dxa"/>
-              <w:right w:w="0" w:type="dxa"/>
-            </w:tcMar>
-          </w:tcPr>
-          <w:p>
-            <w:pPr>
-              <w:keepNext/>
-              <w:spacing w:before="60" w:after="20"/>
-              <w:jc w:val="right"/>
-            </w:pPr>
-            <w:r>
-              <w:rPr>
-                <w:rFonts w:ascii="Calibri" w:hAnsi="Calibri"/>
-                <w:color w:val="464646"/>
-                <w:sz w:val="19"/>
-              </w:rPr>
-              <w:t>2025 – 2026</w:t>
-            </w:r>
-          </w:p>
-        </w:tc>
-      </w:tr>
-    </w:tbl>
-    <w:p>
-      <w:pPr>
-        <w:pStyle w:val="ListBullet"/>
-        <w:spacing w:before="0" w:after="30" w:line="259" w:lineRule="auto"/>
-      </w:pPr>
-      <w:r>
-        <w:rPr>
-          <w:rFonts w:ascii="Calibri" w:hAnsi="Calibri"/>
-          <w:sz w:val="19"/>
-        </w:rPr>
-        <w:t>Architected an end-to-end predictive pipeline on the HARTH dataset (720,639 samples across 12 activity classes) capturing 3-axis accelerometer kinetic signals.</w:t>
-      </w:r>
-    </w:p>
-    <w:p>
-      <w:pPr>
-        <w:pStyle w:val="ListBullet"/>
-        <w:spacing w:before="0" w:after="30" w:line="259" w:lineRule="auto"/>
-      </w:pPr>
-      <w:r>
-        <w:rPr>
-          <w:rFonts w:ascii="Calibri" w:hAnsi="Calibri"/>
-          <w:sz w:val="19"/>
-        </w:rPr>
-        <w:t>Engineered 5-second sliding-window feature pipelines extracting time/frequency domain statistics (mean, variance, energy); benchmarked Random Forest, XGBoost, SVM, 1D-CNN, and LSTM architectures.</w:t>
-      </w:r>
-    </w:p>
-    <w:p>
-      <w:pPr>
-        <w:pStyle w:val="ListBullet"/>
-        <w:spacing w:before="0" w:after="30" w:line="259" w:lineRule="auto"/>
-      </w:pPr>
-      <w:r>
-        <w:rPr>
-          <w:rFonts w:ascii="Calibri" w:hAnsi="Calibri"/>
-          <w:sz w:val="19"/>
-        </w:rPr>
-        <w:t>Integrated 4-bit quantized open-weight LLMs (Phi-3-Mini, Gemma-2B) and designed few-shot (k=1, 3, 5) prompting schemes mapping numerical topologies to semantic activity classes.</w:t>
-      </w:r>
-    </w:p>
-    <w:p>
-      <w:pPr>
-        <w:pStyle w:val="ListBullet"/>
-        <w:spacing w:before="0" w:after="30" w:line="259" w:lineRule="auto"/>
-      </w:pPr>
-      <w:r>
-        <w:rPr>
-          <w:rFonts w:ascii="Calibri" w:hAnsi="Calibri"/>
-          <w:sz w:val="19"/>
-        </w:rPr>
-        <w:t>Invented a probability-calibrated soft-voting ensemble combining SVM classification vectors with LLM semantic reasoning, achieving state-of-the-art 0.96 accuracy and balanced Macro F1.</w:t>
-      </w:r>
-    </w:p>
-    <w:p>
-      <w:pPr>
-        <w:pStyle w:val="ListBullet"/>
-        <w:spacing w:before="0" w:after="30" w:line="259" w:lineRule="auto"/>
-      </w:pPr>
-      <w:r>
-        <w:rPr>
-          <w:rFonts w:ascii="Calibri" w:hAnsi="Calibri"/>
-          <w:sz w:val="19"/>
-        </w:rPr>
-        <w:t>Automated clinical narrative summarization transforming longitudinal activity sequences into coherent behavioral health summaries.</w:t>
-      </w:r>
-    </w:p>
-    <w:tbl>
-      <w:tblPr>
-        <w:tblW w:type="auto" w:w="0"/>
-        <w:jc w:val="center"/>
-        <w:tblLayout w:type="fixed"/>
-        <w:tblLook w:firstColumn="1" w:firstRow="1" w:lastColumn="0" w:lastRow="0" w:noHBand="0" w:noVBand="1" w:val="04A0"/>
-      </w:tblPr>
-      <w:tblGrid>
-        <w:gridCol w:w="7488"/>
-        <w:gridCol w:w="2880"/>
-      </w:tblGrid>
-      <w:tr>
-        <w:tc>
-          <w:tcPr>
-            <w:tcW w:type="dxa" w:w="5184"/>
-            <w:tcMar>
-              <w:top w:w="0" w:type="dxa"/>
-              <w:bottom w:w="0" w:type="dxa"/>
-              <w:left w:w="0" w:type="dxa"/>
-              <w:right w:w="0" w:type="dxa"/>
-            </w:tcMar>
-          </w:tcPr>
-          <w:p>
-            <w:pPr>
-              <w:keepNext/>
-              <w:spacing w:before="60" w:after="20"/>
-            </w:pPr>
-            <w:r>
-              <w:rPr>
-                <w:rFonts w:ascii="Calibri" w:hAnsi="Calibri"/>
-                <w:b/>
-                <w:sz w:val="20"/>
-              </w:rPr>
-              <w:t>E-Commerce Customer Segmentation &amp; Association Rule Mining</w:t>
-            </w:r>
-            <w:r>
-              <w:rPr>
-                <w:rFonts w:ascii="Calibri" w:hAnsi="Calibri"/>
-                <w:i/>
-                <w:sz w:val="20"/>
-              </w:rPr>
-              <w:t xml:space="preserve"> | PySpark, PostgreSQL, scikit-learn, Python</w:t>
-            </w:r>
-          </w:p>
-        </w:tc>
-        <w:tc>
-          <w:tcPr>
-            <w:tcW w:type="dxa" w:w="5184"/>
-            <w:tcMar>
-              <w:top w:w="0" w:type="dxa"/>
-              <w:bottom w:w="0" w:type="dxa"/>
-              <w:left w:w="0" w:type="dxa"/>
-              <w:right w:w="0" w:type="dxa"/>
-            </w:tcMar>
-          </w:tcPr>
-          <w:p>
-            <w:pPr>
-              <w:keepNext/>
-              <w:spacing w:before="60" w:after="20"/>
-              <w:jc w:val="right"/>
-            </w:pPr>
-            <w:r>
-              <w:rPr>
-                <w:rFonts w:ascii="Calibri" w:hAnsi="Calibri"/>
-                <w:color w:val="464646"/>
-                <w:sz w:val="19"/>
-              </w:rPr>
-              <w:t>2026</w:t>
-            </w:r>
-          </w:p>
-        </w:tc>
-      </w:tr>
-    </w:tbl>
-    <w:p>
-      <w:pPr>
-        <w:pStyle w:val="ListBullet"/>
-        <w:spacing w:before="0" w:after="30" w:line="259" w:lineRule="auto"/>
-      </w:pPr>
-      <w:r>
-        <w:rPr>
-          <w:rFonts w:ascii="Calibri" w:hAnsi="Calibri"/>
-          <w:sz w:val="19"/>
-        </w:rPr>
-        <w:t>Engineered an unsupervised data mining pipeline analyzing 142k transactional records and 20k relational customer records stored in PostgreSQL.</w:t>
-      </w:r>
-    </w:p>
-    <w:p>
-      <w:pPr>
-        <w:pStyle w:val="ListBullet"/>
-        <w:spacing w:before="0" w:after="30" w:line="259" w:lineRule="auto"/>
-      </w:pPr>
-      <w:r>
-        <w:rPr>
-          <w:rFonts w:ascii="Calibri" w:hAnsi="Calibri"/>
-          <w:sz w:val="19"/>
-        </w:rPr>
-        <w:t>Implemented DBSCAN and K-Means clustering with automated hyperparameter tuning and Silhouette score optimization to isolate distinct purchasing personas.</w:t>
-      </w:r>
-    </w:p>
-    <w:p>
-      <w:pPr>
-        <w:pStyle w:val="ListBullet"/>
-        <w:spacing w:before="0" w:after="30" w:line="259" w:lineRule="auto"/>
-      </w:pPr>
-      <w:r>
-        <w:rPr>
-          <w:rFonts w:ascii="Calibri" w:hAnsi="Calibri"/>
-          <w:sz w:val="19"/>
-        </w:rPr>
-        <w:t>Applied Apriori and FP-Growth association rule algorithms to extract frequent itemsets, quantifying support, confidence, and lift for cross-selling recommendations.</w:t>
-      </w:r>
-    </w:p>
-    <w:p>
-      <w:pPr>
-        <w:pStyle w:val="ListBullet"/>
-        <w:spacing w:before="0" w:after="30" w:line="259" w:lineRule="auto"/>
-      </w:pPr>
-      <w:r>
-        <w:rPr>
-          <w:rFonts w:ascii="Calibri" w:hAnsi="Calibri"/>
-          <w:sz w:val="19"/>
-        </w:rPr>
-        <w:t>Configured automated CI workflows via GitHub Actions enforcing Black code formatting and continuous testing standards.</w:t>
-      </w:r>
-    </w:p>
-    <w:tbl>
-      <w:tblPr>
-        <w:tblW w:type="auto" w:w="0"/>
-        <w:jc w:val="center"/>
-        <w:tblLayout w:type="fixed"/>
-        <w:tblLook w:firstColumn="1" w:firstRow="1" w:lastColumn="0" w:lastRow="0" w:noHBand="0" w:noVBand="1" w:val="04A0"/>
-      </w:tblPr>
-      <w:tblGrid>
-        <w:gridCol w:w="7488"/>
-        <w:gridCol w:w="2880"/>
-      </w:tblGrid>
-      <w:tr>
-        <w:tc>
-          <w:tcPr>
-            <w:tcW w:type="dxa" w:w="5184"/>
-            <w:tcMar>
-              <w:top w:w="0" w:type="dxa"/>
-              <w:bottom w:w="0" w:type="dxa"/>
-              <w:left w:w="0" w:type="dxa"/>
-              <w:right w:w="0" w:type="dxa"/>
-            </w:tcMar>
-          </w:tcPr>
-          <w:p>
-            <w:pPr>
-              <w:keepNext/>
-              <w:spacing w:before="60" w:after="20"/>
-            </w:pPr>
-            <w:r>
-              <w:rPr>
-                <w:rFonts w:ascii="Calibri" w:hAnsi="Calibri"/>
-                <w:b/>
-                <w:sz w:val="20"/>
-              </w:rPr>
-              <w:t>Distributed PySpark &amp; PostgreSQL Housing Market ETL</w:t>
-            </w:r>
-            <w:r>
-              <w:rPr>
-                <w:rFonts w:ascii="Calibri" w:hAnsi="Calibri"/>
-                <w:i/>
-                <w:sz w:val="20"/>
-              </w:rPr>
-              <w:t xml:space="preserve"> | PySpark, PostgreSQL, JDBC, Python</w:t>
-            </w:r>
-          </w:p>
-        </w:tc>
-        <w:tc>
-          <w:tcPr>
-            <w:tcW w:type="dxa" w:w="5184"/>
-            <w:tcMar>
-              <w:top w:w="0" w:type="dxa"/>
-              <w:bottom w:w="0" w:type="dxa"/>
-              <w:left w:w="0" w:type="dxa"/>
-              <w:right w:w="0" w:type="dxa"/>
-            </w:tcMar>
-          </w:tcPr>
-          <w:p>
-            <w:pPr>
-              <w:keepNext/>
-              <w:spacing w:before="60" w:after="20"/>
-              <w:jc w:val="right"/>
-            </w:pPr>
-            <w:r>
-              <w:rPr>
-                <w:rFonts w:ascii="Calibri" w:hAnsi="Calibri"/>
-                <w:color w:val="464646"/>
-                <w:sz w:val="19"/>
-              </w:rPr>
-              <w:t>2026</w:t>
-            </w:r>
-          </w:p>
-        </w:tc>
-      </w:tr>
-    </w:tbl>
-    <w:p>
-      <w:pPr>
-        <w:pStyle w:val="ListBullet"/>
-        <w:spacing w:before="0" w:after="30" w:line="259" w:lineRule="auto"/>
-      </w:pPr>
-      <w:r>
-        <w:rPr>
-          <w:rFonts w:ascii="Calibri" w:hAnsi="Calibri"/>
-          <w:sz w:val="19"/>
-        </w:rPr>
-        <w:t>Built a scalable distributed ETL pipeline in PySpark ingesting raw multi-feature real estate records and loading them into relational PostgreSQL tables over JDBC.</w:t>
-      </w:r>
-    </w:p>
-    <w:p>
-      <w:pPr>
-        <w:pStyle w:val="ListBullet"/>
-        <w:spacing w:before="0" w:after="30" w:line="259" w:lineRule="auto"/>
-      </w:pPr>
-      <w:r>
-        <w:rPr>
-          <w:rFonts w:ascii="Calibri" w:hAnsi="Calibri"/>
-          <w:sz w:val="19"/>
-        </w:rPr>
-        <w:t>Implemented automated schema inference, type coercion, date normalization, and partition-based parallel CSV exports with ACID compliance.</w:t>
-      </w:r>
-    </w:p>
-    <w:p>
-      <w:pPr>
-        <w:keepNext/>
-        <w:spacing w:before="120" w:after="60"/>
-        <w:pBdr>
-          <w:bottom w:val="single" w:sz="8" w:space="1" w:color="182B49"/>
-        </w:pBdr>
-      </w:pPr>
-      <w:r>
-        <w:rPr>
-          <w:rFonts w:ascii="Calibri" w:hAnsi="Calibri"/>
-          <w:b/>
-          <w:color w:val="182B49"/>
-          <w:sz w:val="22"/>
+          <w:sz w:val="21"/>
         </w:rPr>
         <w:t>PROFESSIONAL &amp; RESEARCH EXPERIENCE</w:t>
       </w:r>
@@ -754,13 +374,13 @@
         <w:tblLook w:firstColumn="1" w:firstRow="1" w:lastColumn="0" w:lastRow="0" w:noHBand="0" w:noVBand="1" w:val="04A0"/>
       </w:tblPr>
       <w:tblGrid>
-        <w:gridCol w:w="7488"/>
-        <w:gridCol w:w="2880"/>
+        <w:gridCol w:w="7632"/>
+        <w:gridCol w:w="3024"/>
       </w:tblGrid>
       <w:tr>
         <w:tc>
           <w:tcPr>
-            <w:tcW w:type="dxa" w:w="5184"/>
+            <w:tcW w:type="dxa" w:w="5328"/>
             <w:tcMar>
               <w:top w:w="0" w:type="dxa"/>
               <w:bottom w:w="0" w:type="dxa"/>
@@ -771,13 +391,13 @@
           <w:p>
             <w:pPr>
               <w:keepNext/>
-              <w:spacing w:before="60" w:after="20"/>
+              <w:spacing w:before="40" w:after="10"/>
             </w:pPr>
             <w:r>
               <w:rPr>
                 <w:rFonts w:ascii="Calibri" w:hAnsi="Calibri"/>
                 <w:b/>
-                <w:sz w:val="20"/>
+                <w:sz w:val="19"/>
               </w:rPr>
               <w:t>Student Research Assistant</w:t>
             </w:r>
@@ -785,7 +405,7 @@
               <w:rPr>
                 <w:rFonts w:ascii="Calibri" w:hAnsi="Calibri"/>
                 <w:i/>
-                <w:sz w:val="20"/>
+                <w:sz w:val="19"/>
               </w:rPr>
               <w:t xml:space="preserve"> | Kean University (GSSRP)</w:t>
             </w:r>
@@ -793,7 +413,7 @@
         </w:tc>
         <w:tc>
           <w:tcPr>
-            <w:tcW w:type="dxa" w:w="5184"/>
+            <w:tcW w:type="dxa" w:w="5328"/>
             <w:tcMar>
               <w:top w:w="0" w:type="dxa"/>
               <w:bottom w:w="0" w:type="dxa"/>
@@ -804,14 +424,14 @@
           <w:p>
             <w:pPr>
               <w:keepNext/>
-              <w:spacing w:before="60" w:after="20"/>
+              <w:spacing w:before="40" w:after="10"/>
               <w:jc w:val="right"/>
             </w:pPr>
             <w:r>
               <w:rPr>
                 <w:rFonts w:ascii="Calibri" w:hAnsi="Calibri"/>
                 <w:color w:val="464646"/>
-                <w:sz w:val="19"/>
+                <w:sz w:val="18"/>
               </w:rPr>
               <w:t>Union, NJ | Jul 2024 – Aug 2024</w:t>
             </w:r>
@@ -822,25 +442,25 @@
     <w:p>
       <w:pPr>
         <w:pStyle w:val="ListBullet"/>
-        <w:spacing w:before="0" w:after="30" w:line="259" w:lineRule="auto"/>
+        <w:spacing w:before="0" w:after="20" w:line="252" w:lineRule="auto"/>
       </w:pPr>
       <w:r>
         <w:rPr>
           <w:rFonts w:ascii="Calibri" w:hAnsi="Calibri"/>
-          <w:sz w:val="19"/>
+          <w:sz w:val="18"/>
         </w:rPr>
-        <w:t>Developed computational models and statistical analysis scripts in Python and MATLAB to analyze complex mathematical simulations.</w:t>
+        <w:t>Formulated computational models and statistical analysis scripts in Python and MATLAB to analyze complex mathematical and dynamical simulations.</w:t>
       </w:r>
     </w:p>
     <w:p>
       <w:pPr>
         <w:pStyle w:val="ListBullet"/>
-        <w:spacing w:before="0" w:after="30" w:line="259" w:lineRule="auto"/>
+        <w:spacing w:before="0" w:after="20" w:line="252" w:lineRule="auto"/>
       </w:pPr>
       <w:r>
         <w:rPr>
           <w:rFonts w:ascii="Calibri" w:hAnsi="Calibri"/>
-          <w:sz w:val="19"/>
+          <w:sz w:val="18"/>
         </w:rPr>
         <w:t>Automated data ingestion and visualization workflows, accelerating computational throughput and ensuring reproducible project outcomes.</w:t>
       </w:r>
@@ -853,13 +473,13 @@
         <w:tblLook w:firstColumn="1" w:firstRow="1" w:lastColumn="0" w:lastRow="0" w:noHBand="0" w:noVBand="1" w:val="04A0"/>
       </w:tblPr>
       <w:tblGrid>
-        <w:gridCol w:w="7488"/>
-        <w:gridCol w:w="2880"/>
+        <w:gridCol w:w="7632"/>
+        <w:gridCol w:w="3024"/>
       </w:tblGrid>
       <w:tr>
         <w:tc>
           <w:tcPr>
-            <w:tcW w:type="dxa" w:w="5184"/>
+            <w:tcW w:type="dxa" w:w="5328"/>
             <w:tcMar>
               <w:top w:w="0" w:type="dxa"/>
               <w:bottom w:w="0" w:type="dxa"/>
@@ -870,13 +490,13 @@
           <w:p>
             <w:pPr>
               <w:keepNext/>
-              <w:spacing w:before="60" w:after="20"/>
+              <w:spacing w:before="40" w:after="10"/>
             </w:pPr>
             <w:r>
               <w:rPr>
                 <w:rFonts w:ascii="Calibri" w:hAnsi="Calibri"/>
                 <w:b/>
-                <w:sz w:val="20"/>
+                <w:sz w:val="19"/>
               </w:rPr>
               <w:t>Software &amp; Systems Integration Intern</w:t>
             </w:r>
@@ -884,7 +504,7 @@
               <w:rPr>
                 <w:rFonts w:ascii="Calibri" w:hAnsi="Calibri"/>
                 <w:i/>
-                <w:sz w:val="20"/>
+                <w:sz w:val="19"/>
               </w:rPr>
               <w:t xml:space="preserve"> | ECI / KLA-Tencor Corporation</w:t>
             </w:r>
@@ -892,7 +512,7 @@
         </w:tc>
         <w:tc>
           <w:tcPr>
-            <w:tcW w:type="dxa" w:w="5184"/>
+            <w:tcW w:type="dxa" w:w="5328"/>
             <w:tcMar>
               <w:top w:w="0" w:type="dxa"/>
               <w:bottom w:w="0" w:type="dxa"/>
@@ -903,14 +523,14 @@
           <w:p>
             <w:pPr>
               <w:keepNext/>
-              <w:spacing w:before="60" w:after="20"/>
+              <w:spacing w:before="40" w:after="10"/>
               <w:jc w:val="right"/>
             </w:pPr>
             <w:r>
               <w:rPr>
                 <w:rFonts w:ascii="Calibri" w:hAnsi="Calibri"/>
                 <w:color w:val="464646"/>
-                <w:sz w:val="19"/>
+                <w:sz w:val="18"/>
               </w:rPr>
               <w:t>Totowa, NJ | Jun 2022 – Sep 2022</w:t>
             </w:r>
@@ -921,12 +541,12 @@
     <w:p>
       <w:pPr>
         <w:pStyle w:val="ListBullet"/>
-        <w:spacing w:before="0" w:after="30" w:line="259" w:lineRule="auto"/>
+        <w:spacing w:before="0" w:after="20" w:line="252" w:lineRule="auto"/>
       </w:pPr>
       <w:r>
         <w:rPr>
           <w:rFonts w:ascii="Calibri" w:hAnsi="Calibri"/>
-          <w:sz w:val="19"/>
+          <w:sz w:val="18"/>
         </w:rPr>
         <w:t>Authored Python and Bash test automation scripts for semiconductor inspection systems, accelerating test cycles by 30% and eliminating manual data entry.</w:t>
       </w:r>
@@ -934,14 +554,14 @@
     <w:p>
       <w:pPr>
         <w:pStyle w:val="ListBullet"/>
-        <w:spacing w:before="0" w:after="30" w:line="259" w:lineRule="auto"/>
+        <w:spacing w:before="0" w:after="20" w:line="252" w:lineRule="auto"/>
       </w:pPr>
       <w:r>
         <w:rPr>
           <w:rFonts w:ascii="Calibri" w:hAnsi="Calibri"/>
-          <w:sz w:val="19"/>
+          <w:sz w:val="18"/>
         </w:rPr>
-        <w:t>Analyzed test telemetry data, logged defect tickets in Jira, and collaborated within Agile sprints to validate prototype releases.</w:t>
+        <w:t>Analyzed test telemetry data, logged defect tickets in Jira, and collaborated within Agile sprints to validate prototype hardware/software releases.</w:t>
       </w:r>
     </w:p>
     <w:tbl>
@@ -952,13 +572,13 @@
         <w:tblLook w:firstColumn="1" w:firstRow="1" w:lastColumn="0" w:lastRow="0" w:noHBand="0" w:noVBand="1" w:val="04A0"/>
       </w:tblPr>
       <w:tblGrid>
-        <w:gridCol w:w="7488"/>
-        <w:gridCol w:w="2880"/>
+        <w:gridCol w:w="7632"/>
+        <w:gridCol w:w="3024"/>
       </w:tblGrid>
       <w:tr>
         <w:tc>
           <w:tcPr>
-            <w:tcW w:type="dxa" w:w="5184"/>
+            <w:tcW w:type="dxa" w:w="5328"/>
             <w:tcMar>
               <w:top w:w="0" w:type="dxa"/>
               <w:bottom w:w="0" w:type="dxa"/>
@@ -969,13 +589,13 @@
           <w:p>
             <w:pPr>
               <w:keepNext/>
-              <w:spacing w:before="60" w:after="20"/>
+              <w:spacing w:before="40" w:after="10"/>
             </w:pPr>
             <w:r>
               <w:rPr>
                 <w:rFonts w:ascii="Calibri" w:hAnsi="Calibri"/>
                 <w:b/>
-                <w:sz w:val="20"/>
+                <w:sz w:val="19"/>
               </w:rPr>
               <w:t>Technical Support &amp; Peer Mentor</w:t>
             </w:r>
@@ -983,7 +603,7 @@
               <w:rPr>
                 <w:rFonts w:ascii="Calibri" w:hAnsi="Calibri"/>
                 <w:i/>
-                <w:sz w:val="20"/>
+                <w:sz w:val="19"/>
               </w:rPr>
               <w:t xml:space="preserve"> | College Steps</w:t>
             </w:r>
@@ -991,7 +611,7 @@
         </w:tc>
         <w:tc>
           <w:tcPr>
-            <w:tcW w:type="dxa" w:w="5184"/>
+            <w:tcW w:type="dxa" w:w="5328"/>
             <w:tcMar>
               <w:top w:w="0" w:type="dxa"/>
               <w:bottom w:w="0" w:type="dxa"/>
@@ -1002,14 +622,14 @@
           <w:p>
             <w:pPr>
               <w:keepNext/>
-              <w:spacing w:before="60" w:after="20"/>
+              <w:spacing w:before="40" w:after="10"/>
               <w:jc w:val="right"/>
             </w:pPr>
             <w:r>
               <w:rPr>
                 <w:rFonts w:ascii="Calibri" w:hAnsi="Calibri"/>
                 <w:color w:val="464646"/>
-                <w:sz w:val="19"/>
+                <w:sz w:val="18"/>
               </w:rPr>
               <w:t>Union, NJ | Oct 2022 – May 2025</w:t>
             </w:r>
@@ -1020,19 +640,295 @@
     <w:p>
       <w:pPr>
         <w:pStyle w:val="ListBullet"/>
-        <w:spacing w:before="0" w:after="30" w:line="259" w:lineRule="auto"/>
+        <w:spacing w:before="0" w:after="20" w:line="252" w:lineRule="auto"/>
       </w:pPr>
       <w:r>
         <w:rPr>
           <w:rFonts w:ascii="Calibri" w:hAnsi="Calibri"/>
-          <w:sz w:val="19"/>
+          <w:sz w:val="18"/>
         </w:rPr>
-        <w:t>Delivered technical troubleshooting, platform onboarding, and workflow optimization for 15+ students.</w:t>
+        <w:t>Delivered technical troubleshooting, platform onboarding, and workflow optimization for 15+ student users.</w:t>
+      </w:r>
+    </w:p>
+    <w:p>
+      <w:pPr>
+        <w:keepNext/>
+        <w:spacing w:before="100" w:after="40"/>
+        <w:pBdr>
+          <w:bottom w:val="single" w:sz="6" w:space="1" w:color="182B49"/>
+        </w:pBdr>
+      </w:pPr>
+      <w:r>
+        <w:rPr>
+          <w:rFonts w:ascii="Calibri" w:hAnsi="Calibri"/>
+          <w:b/>
+          <w:color w:val="182B49"/>
+          <w:sz w:val="21"/>
+        </w:rPr>
+        <w:t>FEATURED TECHNICAL PROJECTS</w:t>
+      </w:r>
+    </w:p>
+    <w:tbl>
+      <w:tblPr>
+        <w:tblW w:type="auto" w:w="0"/>
+        <w:jc w:val="center"/>
+        <w:tblLayout w:type="fixed"/>
+        <w:tblLook w:firstColumn="1" w:firstRow="1" w:lastColumn="0" w:lastRow="0" w:noHBand="0" w:noVBand="1" w:val="04A0"/>
+      </w:tblPr>
+      <w:tblGrid>
+        <w:gridCol w:w="7632"/>
+        <w:gridCol w:w="3024"/>
+      </w:tblGrid>
+      <w:tr>
+        <w:tc>
+          <w:tcPr>
+            <w:tcW w:type="dxa" w:w="5328"/>
+            <w:tcMar>
+              <w:top w:w="0" w:type="dxa"/>
+              <w:bottom w:w="0" w:type="dxa"/>
+              <w:left w:w="0" w:type="dxa"/>
+              <w:right w:w="0" w:type="dxa"/>
+            </w:tcMar>
+          </w:tcPr>
+          <w:p>
+            <w:pPr>
+              <w:keepNext/>
+              <w:spacing w:before="40" w:after="10"/>
+            </w:pPr>
+            <w:r>
+              <w:rPr>
+                <w:rFonts w:ascii="Calibri" w:hAnsi="Calibri"/>
+                <w:b/>
+                <w:sz w:val="19"/>
+              </w:rPr>
+              <w:t>Multimodal Sensing &amp; Hybrid LLM Reasoning Engine (Thesis)</w:t>
+            </w:r>
+            <w:r>
+              <w:rPr>
+                <w:rFonts w:ascii="Calibri" w:hAnsi="Calibri"/>
+                <w:i/>
+                <w:sz w:val="19"/>
+              </w:rPr>
+              <w:t xml:space="preserve"> | PyTorch, HuggingFace, scikit-learn</w:t>
+            </w:r>
+          </w:p>
+        </w:tc>
+        <w:tc>
+          <w:tcPr>
+            <w:tcW w:type="dxa" w:w="5328"/>
+            <w:tcMar>
+              <w:top w:w="0" w:type="dxa"/>
+              <w:bottom w:w="0" w:type="dxa"/>
+              <w:left w:w="0" w:type="dxa"/>
+              <w:right w:w="0" w:type="dxa"/>
+            </w:tcMar>
+          </w:tcPr>
+          <w:p>
+            <w:pPr>
+              <w:keepNext/>
+              <w:spacing w:before="40" w:after="10"/>
+              <w:jc w:val="right"/>
+            </w:pPr>
+            <w:r>
+              <w:rPr>
+                <w:rFonts w:ascii="Calibri" w:hAnsi="Calibri"/>
+                <w:color w:val="464646"/>
+                <w:sz w:val="18"/>
+              </w:rPr>
+              <w:t>2025 – 2026</w:t>
+            </w:r>
+          </w:p>
+        </w:tc>
+      </w:tr>
+    </w:tbl>
+    <w:p>
+      <w:pPr>
+        <w:pStyle w:val="ListBullet"/>
+        <w:spacing w:before="0" w:after="20" w:line="252" w:lineRule="auto"/>
+      </w:pPr>
+      <w:r>
+        <w:rPr>
+          <w:rFonts w:ascii="Calibri" w:hAnsi="Calibri"/>
+          <w:sz w:val="18"/>
+        </w:rPr>
+        <w:t>Engineered a 5-second sliding-window feature pipeline on the HARTH dataset (720k+ rows, 12 classes); combined calibrated SVM probabilities with few-shot quantized LLMs (Phi-3-Mini, Gemma-2B) to reach 96% accuracy; implemented automated clinical narrative generation for health monitoring.</w:t>
+      </w:r>
+    </w:p>
+    <w:tbl>
+      <w:tblPr>
+        <w:tblW w:type="auto" w:w="0"/>
+        <w:jc w:val="center"/>
+        <w:tblLayout w:type="fixed"/>
+        <w:tblLook w:firstColumn="1" w:firstRow="1" w:lastColumn="0" w:lastRow="0" w:noHBand="0" w:noVBand="1" w:val="04A0"/>
+      </w:tblPr>
+      <w:tblGrid>
+        <w:gridCol w:w="7632"/>
+        <w:gridCol w:w="3024"/>
+      </w:tblGrid>
+      <w:tr>
+        <w:tc>
+          <w:tcPr>
+            <w:tcW w:type="dxa" w:w="5328"/>
+            <w:tcMar>
+              <w:top w:w="0" w:type="dxa"/>
+              <w:bottom w:w="0" w:type="dxa"/>
+              <w:left w:w="0" w:type="dxa"/>
+              <w:right w:w="0" w:type="dxa"/>
+            </w:tcMar>
+          </w:tcPr>
+          <w:p>
+            <w:pPr>
+              <w:keepNext/>
+              <w:spacing w:before="40" w:after="10"/>
+            </w:pPr>
+            <w:r>
+              <w:rPr>
+                <w:rFonts w:ascii="Calibri" w:hAnsi="Calibri"/>
+                <w:b/>
+                <w:sz w:val="19"/>
+              </w:rPr>
+              <w:t>E-Commerce Customer Segmentation &amp; Association Rule Mining</w:t>
+            </w:r>
+            <w:r>
+              <w:rPr>
+                <w:rFonts w:ascii="Calibri" w:hAnsi="Calibri"/>
+                <w:i/>
+                <w:sz w:val="19"/>
+              </w:rPr>
+              <w:t xml:space="preserve"> | PySpark, PostgreSQL, scikit-learn</w:t>
+            </w:r>
+          </w:p>
+        </w:tc>
+        <w:tc>
+          <w:tcPr>
+            <w:tcW w:type="dxa" w:w="5328"/>
+            <w:tcMar>
+              <w:top w:w="0" w:type="dxa"/>
+              <w:bottom w:w="0" w:type="dxa"/>
+              <w:left w:w="0" w:type="dxa"/>
+              <w:right w:w="0" w:type="dxa"/>
+            </w:tcMar>
+          </w:tcPr>
+          <w:p>
+            <w:pPr>
+              <w:keepNext/>
+              <w:spacing w:before="40" w:after="10"/>
+              <w:jc w:val="right"/>
+            </w:pPr>
+            <w:r>
+              <w:rPr>
+                <w:rFonts w:ascii="Calibri" w:hAnsi="Calibri"/>
+                <w:color w:val="464646"/>
+                <w:sz w:val="18"/>
+              </w:rPr>
+              <w:t>2026</w:t>
+            </w:r>
+          </w:p>
+        </w:tc>
+      </w:tr>
+    </w:tbl>
+    <w:p>
+      <w:pPr>
+        <w:pStyle w:val="ListBullet"/>
+        <w:spacing w:before="0" w:after="20" w:line="252" w:lineRule="auto"/>
+      </w:pPr>
+      <w:r>
+        <w:rPr>
+          <w:rFonts w:ascii="Calibri" w:hAnsi="Calibri"/>
+          <w:sz w:val="18"/>
+        </w:rPr>
+        <w:t>Engineered an unsupervised data mining pipeline analyzing 142k transactions and 20k customers; implemented DBSCAN clustering with Silhouette optimization alongside Apriori association rule mining to extract frequent itemsets and high-lift product recommendations.</w:t>
+      </w:r>
+    </w:p>
+    <w:tbl>
+      <w:tblPr>
+        <w:tblW w:type="auto" w:w="0"/>
+        <w:jc w:val="center"/>
+        <w:tblLayout w:type="fixed"/>
+        <w:tblLook w:firstColumn="1" w:firstRow="1" w:lastColumn="0" w:lastRow="0" w:noHBand="0" w:noVBand="1" w:val="04A0"/>
+      </w:tblPr>
+      <w:tblGrid>
+        <w:gridCol w:w="7632"/>
+        <w:gridCol w:w="3024"/>
+      </w:tblGrid>
+      <w:tr>
+        <w:tc>
+          <w:tcPr>
+            <w:tcW w:type="dxa" w:w="5328"/>
+            <w:tcMar>
+              <w:top w:w="0" w:type="dxa"/>
+              <w:bottom w:w="0" w:type="dxa"/>
+              <w:left w:w="0" w:type="dxa"/>
+              <w:right w:w="0" w:type="dxa"/>
+            </w:tcMar>
+          </w:tcPr>
+          <w:p>
+            <w:pPr>
+              <w:keepNext/>
+              <w:spacing w:before="40" w:after="10"/>
+            </w:pPr>
+            <w:r>
+              <w:rPr>
+                <w:rFonts w:ascii="Calibri" w:hAnsi="Calibri"/>
+                <w:b/>
+                <w:sz w:val="19"/>
+              </w:rPr>
+              <w:t>Distributed PySpark &amp; PostgreSQL Housing Market ETL</w:t>
+            </w:r>
+            <w:r>
+              <w:rPr>
+                <w:rFonts w:ascii="Calibri" w:hAnsi="Calibri"/>
+                <w:i/>
+                <w:sz w:val="19"/>
+              </w:rPr>
+              <w:t xml:space="preserve"> | PySpark, PostgreSQL, JDBC</w:t>
+            </w:r>
+          </w:p>
+        </w:tc>
+        <w:tc>
+          <w:tcPr>
+            <w:tcW w:type="dxa" w:w="5328"/>
+            <w:tcMar>
+              <w:top w:w="0" w:type="dxa"/>
+              <w:bottom w:w="0" w:type="dxa"/>
+              <w:left w:w="0" w:type="dxa"/>
+              <w:right w:w="0" w:type="dxa"/>
+            </w:tcMar>
+          </w:tcPr>
+          <w:p>
+            <w:pPr>
+              <w:keepNext/>
+              <w:spacing w:before="40" w:after="10"/>
+              <w:jc w:val="right"/>
+            </w:pPr>
+            <w:r>
+              <w:rPr>
+                <w:rFonts w:ascii="Calibri" w:hAnsi="Calibri"/>
+                <w:color w:val="464646"/>
+                <w:sz w:val="18"/>
+              </w:rPr>
+              <w:t>2026</w:t>
+            </w:r>
+          </w:p>
+        </w:tc>
+      </w:tr>
+    </w:tbl>
+    <w:p>
+      <w:pPr>
+        <w:pStyle w:val="ListBullet"/>
+        <w:spacing w:before="0" w:after="20" w:line="252" w:lineRule="auto"/>
+      </w:pPr>
+      <w:r>
+        <w:rPr>
+          <w:rFonts w:ascii="Calibri" w:hAnsi="Calibri"/>
+          <w:sz w:val="18"/>
+        </w:rPr>
+        <w:t>Built a scalable distributed ETL pipeline in PySpark ingesting raw multi-feature records, performing schema coercion, date ISO formatting, and JDBC loading.</w:t>
       </w:r>
     </w:p>
     <w:sectPr>
       <w:pgSz w:w="12240" w:h="15840"/>
-      <w:pgMar w:top="792" w:right="936" w:bottom="792" w:left="936" w:header="720" w:footer="720" w:gutter="0"/>
+      <w:pgMar w:top="648" w:right="792" w:bottom="648" w:left="792" w:header="720" w:footer="720" w:gutter="0"/>
       <w:cols w:space="720"/>
       <w:docGrid w:linePitch="360"/>
     </w:sectPr>

--- a/assets/resumes/Ayomide_Ajibola_Data_Science_Resume.docx
+++ b/assets/resumes/Ayomide_Ajibola_Data_Science_Resume.docx
@@ -506,7 +506,7 @@
                 <w:i/>
                 <w:sz w:val="19"/>
               </w:rPr>
-              <w:t xml:space="preserve"> | ECI / KLA-Tencor Corporation</w:t>
+              <w:t xml:space="preserve"> | ECI Technology, a KLA Company</w:t>
             </w:r>
           </w:p>
         </w:tc>
